--- a/Test Case ID.docx
+++ b/Test Case ID.docx
@@ -15,12 +15,12 @@
         <w:tblLook w:val="04A0" w:firstRow="1" w:lastRow="0" w:firstColumn="1" w:lastColumn="0" w:noHBand="0" w:noVBand="1"/>
       </w:tblPr>
       <w:tblGrid>
-        <w:gridCol w:w="829"/>
+        <w:gridCol w:w="830"/>
         <w:gridCol w:w="1413"/>
-        <w:gridCol w:w="1642"/>
-        <w:gridCol w:w="2049"/>
-        <w:gridCol w:w="2085"/>
-        <w:gridCol w:w="1342"/>
+        <w:gridCol w:w="1645"/>
+        <w:gridCol w:w="2051"/>
+        <w:gridCol w:w="2078"/>
+        <w:gridCol w:w="1343"/>
       </w:tblGrid>
       <w:tr>
         <w:trPr>
@@ -333,25 +333,7 @@
                 <w:sz w:val="24"/>
                 <w:szCs w:val="24"/>
               </w:rPr>
-              <w:t xml:space="preserve">Website </w:t>
-            </w:r>
-            <w:proofErr w:type="spellStart"/>
-            <w:r>
-              <w:rPr>
-                <w:rFonts w:ascii="Times New Roman" w:eastAsia="Times New Roman" w:hAnsi="Times New Roman" w:cs="Times New Roman"/>
-                <w:sz w:val="24"/>
-                <w:szCs w:val="24"/>
-              </w:rPr>
-              <w:t>dosen’t</w:t>
-            </w:r>
-            <w:proofErr w:type="spellEnd"/>
-            <w:r>
-              <w:rPr>
-                <w:rFonts w:ascii="Times New Roman" w:eastAsia="Times New Roman" w:hAnsi="Times New Roman" w:cs="Times New Roman"/>
-                <w:sz w:val="24"/>
-                <w:szCs w:val="24"/>
-              </w:rPr>
-              <w:t xml:space="preserve"> load as it is not deployed.</w:t>
+              <w:t>Website dosen’t load as it is not deployed.</w:t>
             </w:r>
           </w:p>
         </w:tc>
@@ -661,7 +643,25 @@
                 <w:sz w:val="24"/>
                 <w:szCs w:val="24"/>
               </w:rPr>
-              <w:t xml:space="preserve"> No form but login works successfully.</w:t>
+              <w:t xml:space="preserve"> No form </w:t>
+            </w:r>
+            <w:r>
+              <w:rPr>
+                <w:rFonts w:ascii="Times New Roman" w:eastAsia="Times New Roman" w:hAnsi="Times New Roman" w:cs="Times New Roman"/>
+                <w:sz w:val="24"/>
+                <w:szCs w:val="24"/>
+              </w:rPr>
+              <w:t>or login required</w:t>
+            </w:r>
+            <w:bookmarkStart w:id="0" w:name="_GoBack"/>
+            <w:bookmarkEnd w:id="0"/>
+            <w:r>
+              <w:rPr>
+                <w:rFonts w:ascii="Times New Roman" w:eastAsia="Times New Roman" w:hAnsi="Times New Roman" w:cs="Times New Roman"/>
+                <w:sz w:val="24"/>
+                <w:szCs w:val="24"/>
+              </w:rPr>
+              <w:t>.</w:t>
             </w:r>
           </w:p>
         </w:tc>
@@ -816,25 +816,7 @@
                 <w:sz w:val="24"/>
                 <w:szCs w:val="24"/>
               </w:rPr>
-              <w:t xml:space="preserve">It </w:t>
-            </w:r>
-            <w:proofErr w:type="spellStart"/>
-            <w:r>
-              <w:rPr>
-                <w:rFonts w:ascii="Times New Roman" w:eastAsia="Times New Roman" w:hAnsi="Times New Roman" w:cs="Times New Roman"/>
-                <w:sz w:val="24"/>
-                <w:szCs w:val="24"/>
-              </w:rPr>
-              <w:t>dosent</w:t>
-            </w:r>
-            <w:proofErr w:type="spellEnd"/>
-            <w:r>
-              <w:rPr>
-                <w:rFonts w:ascii="Times New Roman" w:eastAsia="Times New Roman" w:hAnsi="Times New Roman" w:cs="Times New Roman"/>
-                <w:sz w:val="24"/>
-                <w:szCs w:val="24"/>
-              </w:rPr>
-              <w:t>.</w:t>
+              <w:t>It dosent.</w:t>
             </w:r>
           </w:p>
         </w:tc>
@@ -991,8 +973,6 @@
               </w:rPr>
               <w:t>No broken links.</w:t>
             </w:r>
-            <w:bookmarkStart w:id="0" w:name="_GoBack"/>
-            <w:bookmarkEnd w:id="0"/>
           </w:p>
         </w:tc>
         <w:tc>
